--- a/episodes/The_Dark_Rise_Episode_17.docx
+++ b/episodes/The_Dark_Rise_Episode_17.docx
@@ -217,7 +217,7 @@
           <w:sz w:val="24"/>
           <w:szCs w:val="24"/>
         </w:rPr>
-        <w:t xml:space="preserve">Beneath the ak-pu roots, the entity felt the human argument unfolding in Idoro the way it felt every argument now, a familiar texture of fear layered over fear, and gave it no more attention than the bookkeeping already required.</w:t>
+        <w:t xml:space="preserve">Beneath the iroko roots, the entity felt the human argument unfolding in Idoro the way it felt every argument now, a familiar texture of fear layered over fear, and gave it no more attention than the bookkeeping already required.</w:t>
       </w:r>
     </w:p>
     <w:p>
@@ -591,7 +591,7 @@
           <w:sz w:val="24"/>
           <w:szCs w:val="24"/>
         </w:rPr>
-        <w:t xml:space="preserve">None of the three women standing in that quiet morning field knew what the entity beneath the ak-pu roots had already known for days, that a marked woman leaving Idoro by her own choice, under no one's compulsion but her own weary courage, was the exact outcome it had been patiently prepared to accept from the very first moment it let the ultimatum stand unopposed.</w:t>
+        <w:t xml:space="preserve">None of the three women standing in that quiet morning field knew what the entity beneath the iroko roots had already known for days, that a marked woman leaving Idoro by her own choice, under no one's compulsion but her own weary courage, was the exact outcome it had been patiently prepared to accept from the very first moment it let the ultimatum stand unopposed.</w:t>
       </w:r>
     </w:p>
     <w:p>

--- a/episodes/The_Dark_Rise_Episode_17.docx
+++ b/episodes/The_Dark_Rise_Episode_17.docx
@@ -112,20 +112,7 @@
     </w:p>
     <w:p>
       <w:pPr>
-        <w:spacing w:after="0" w:line="360"/>
-      </w:pPr>
-      <w:r>
-        <w:rPr>
-          <w:rFonts w:ascii="Georgia" w:hAnsi="Georgia" w:cs="Georgia"/>
-          <w:sz w:val="24"/>
-          <w:szCs w:val="24"/>
-        </w:rPr>
-        <w:t xml:space="preserve"/>
-      </w:r>
-    </w:p>
-    <w:p>
-      <w:pPr>
-        <w:spacing w:after="60" w:line="360"/>
+        <w:spacing w:after="60" w:line="360" w:before="480"/>
         <w:ind w:firstLine="360"/>
       </w:pPr>
       <w:r>
@@ -195,20 +182,7 @@
     </w:p>
     <w:p>
       <w:pPr>
-        <w:spacing w:after="0" w:line="360"/>
-      </w:pPr>
-      <w:r>
-        <w:rPr>
-          <w:rFonts w:ascii="Georgia" w:hAnsi="Georgia" w:cs="Georgia"/>
-          <w:sz w:val="24"/>
-          <w:szCs w:val="24"/>
-        </w:rPr>
-        <w:t xml:space="preserve"/>
-      </w:r>
-    </w:p>
-    <w:p>
-      <w:pPr>
-        <w:spacing w:after="60" w:line="360"/>
+        <w:spacing w:after="60" w:line="360" w:before="480"/>
         <w:ind w:firstLine="360"/>
       </w:pPr>
       <w:r>
@@ -264,20 +238,7 @@
     </w:p>
     <w:p>
       <w:pPr>
-        <w:spacing w:after="0" w:line="360"/>
-      </w:pPr>
-      <w:r>
-        <w:rPr>
-          <w:rFonts w:ascii="Georgia" w:hAnsi="Georgia" w:cs="Georgia"/>
-          <w:sz w:val="24"/>
-          <w:szCs w:val="24"/>
-        </w:rPr>
-        <w:t xml:space="preserve"/>
-      </w:r>
-    </w:p>
-    <w:p>
-      <w:pPr>
-        <w:spacing w:after="60" w:line="360"/>
+        <w:spacing w:after="60" w:line="360" w:before="480"/>
         <w:ind w:firstLine="360"/>
       </w:pPr>
       <w:r>
@@ -291,15 +252,16 @@
     </w:p>
     <w:p>
       <w:pPr>
-        <w:spacing w:after="0" w:line="360"/>
-      </w:pPr>
-      <w:r>
-        <w:rPr>
-          <w:rFonts w:ascii="Georgia" w:hAnsi="Georgia" w:cs="Georgia"/>
-          <w:sz w:val="24"/>
-          <w:szCs w:val="24"/>
-        </w:rPr>
-        <w:t xml:space="preserve"/>
+        <w:spacing w:after="60" w:line="360" w:before="480"/>
+        <w:ind w:firstLine="360"/>
+      </w:pPr>
+      <w:r>
+        <w:rPr>
+          <w:rFonts w:ascii="Georgia" w:hAnsi="Georgia" w:cs="Georgia"/>
+          <w:sz w:val="24"/>
+          <w:szCs w:val="24"/>
+        </w:rPr>
+        <w:t xml:space="preserve">In Oso, the flat voice recorded the bargain it had watched.</w:t>
       </w:r>
     </w:p>
     <w:p>
@@ -315,25 +277,12 @@
           <w:bCs/>
           <w:caps/>
         </w:rPr>
-        <w:t xml:space="preserve">HUMAN NEGOTIATION: OUTCOME NEUTRAL TO ENTITY INTEREST. VESSEL: REPEATED TWO SYLLABLE UTTERANCE, EARLY NAME FORMATION LIKELY.</w:t>
-      </w:r>
-    </w:p>
-    <w:p>
-      <w:pPr>
-        <w:spacing w:after="0" w:line="360"/>
-      </w:pPr>
-      <w:r>
-        <w:rPr>
-          <w:rFonts w:ascii="Georgia" w:hAnsi="Georgia" w:cs="Georgia"/>
-          <w:sz w:val="24"/>
-          <w:szCs w:val="24"/>
-        </w:rPr>
-        <w:t xml:space="preserve"/>
-      </w:r>
-    </w:p>
-    <w:p>
-      <w:pPr>
-        <w:spacing w:after="60" w:line="360"/>
+        <w:t xml:space="preserve">Human negotiation: outcome neutral to entity interest. Vessel: repeated two syllable utterance, early name formation likely.</w:t>
+      </w:r>
+    </w:p>
+    <w:p>
+      <w:pPr>
+        <w:spacing w:after="60" w:line="360" w:before="480"/>
         <w:ind w:firstLine="360"/>
       </w:pPr>
       <w:r>
@@ -417,20 +366,7 @@
     </w:p>
     <w:p>
       <w:pPr>
-        <w:spacing w:after="0" w:line="360"/>
-      </w:pPr>
-      <w:r>
-        <w:rPr>
-          <w:rFonts w:ascii="Georgia" w:hAnsi="Georgia" w:cs="Georgia"/>
-          <w:sz w:val="24"/>
-          <w:szCs w:val="24"/>
-        </w:rPr>
-        <w:t xml:space="preserve"/>
-      </w:r>
-    </w:p>
-    <w:p>
-      <w:pPr>
-        <w:spacing w:after="60" w:line="360"/>
+        <w:spacing w:after="60" w:line="360" w:before="480"/>
         <w:ind w:firstLine="360"/>
       </w:pPr>
       <w:r>
@@ -472,20 +408,7 @@
     </w:p>
     <w:p>
       <w:pPr>
-        <w:spacing w:after="0" w:line="360"/>
-      </w:pPr>
-      <w:r>
-        <w:rPr>
-          <w:rFonts w:ascii="Georgia" w:hAnsi="Georgia" w:cs="Georgia"/>
-          <w:sz w:val="24"/>
-          <w:szCs w:val="24"/>
-        </w:rPr>
-        <w:t xml:space="preserve"/>
-      </w:r>
-    </w:p>
-    <w:p>
-      <w:pPr>
-        <w:spacing w:after="60" w:line="360"/>
+        <w:spacing w:after="60" w:line="360" w:before="480"/>
         <w:ind w:firstLine="360"/>
       </w:pPr>
       <w:r>
@@ -522,7 +445,7 @@
           <w:sz w:val="24"/>
           <w:szCs w:val="24"/>
         </w:rPr>
-        <w:t xml:space="preserve">Amara turned to her, alarmed. "Zara, you do not have to—"</w:t>
+        <w:t xml:space="preserve">Amara turned to her, alarmed. "Zara, you do not have to..."</w:t>
       </w:r>
     </w:p>
     <w:p>
@@ -541,20 +464,7 @@
     </w:p>
     <w:p>
       <w:pPr>
-        <w:spacing w:after="0" w:line="360"/>
-      </w:pPr>
-      <w:r>
-        <w:rPr>
-          <w:rFonts w:ascii="Georgia" w:hAnsi="Georgia" w:cs="Georgia"/>
-          <w:sz w:val="24"/>
-          <w:szCs w:val="24"/>
-        </w:rPr>
-        <w:t xml:space="preserve"/>
-      </w:r>
-    </w:p>
-    <w:p>
-      <w:pPr>
-        <w:spacing w:after="60" w:line="360"/>
+        <w:spacing w:after="60" w:line="360" w:before="480"/>
         <w:ind w:firstLine="360"/>
       </w:pPr>
       <w:r>
@@ -592,19 +502,6 @@
           <w:szCs w:val="24"/>
         </w:rPr>
         <w:t xml:space="preserve">None of the three women standing in that quiet morning field knew what the entity beneath the iroko roots had already known for days, that a marked woman leaving Idoro by her own choice, under no one's compulsion but her own weary courage, was the exact outcome it had been patiently prepared to accept from the very first moment it let the ultimatum stand unopposed.</w:t>
-      </w:r>
-    </w:p>
-    <w:p>
-      <w:pPr>
-        <w:spacing w:after="0" w:line="360"/>
-      </w:pPr>
-      <w:r>
-        <w:rPr>
-          <w:rFonts w:ascii="Georgia" w:hAnsi="Georgia" w:cs="Georgia"/>
-          <w:sz w:val="24"/>
-          <w:szCs w:val="24"/>
-        </w:rPr>
-        <w:t xml:space="preserve"/>
       </w:r>
     </w:p>
     <w:sectPr>
